--- a/文件/資服/附件1-1：系統概述文件.docx
+++ b/文件/資服/附件1-1：系統概述文件.docx
@@ -1270,6 +1270,70 @@
         <w:spacing w:before="60" w:after="60"/>
         <w:rPr>
           <w:rFonts w:ascii="標楷體" w:eastAsia="標楷體" w:hAnsi="標楷體" w:cs="標楷體"/>
+          <w:sz w:val="28"/>
+          <w:szCs w:val="28"/>
+        </w:rPr>
+      </w:pPr>
+      <w:r>
+        <w:rPr>
+          <w:rFonts w:ascii="標楷體" w:eastAsia="標楷體" w:hAnsi="標楷體" w:cs="標楷體"/>
+          <w:sz w:val="28"/>
+          <w:szCs w:val="28"/>
+        </w:rPr>
+        <w:lastRenderedPageBreak/>
+        <w:t>5.商店分享</w:t>
+      </w:r>
+      <w:r>
+        <w:rPr>
+          <w:rFonts w:ascii="標楷體" w:eastAsia="標楷體" w:hAnsi="標楷體" w:cs="標楷體" w:hint="eastAsia"/>
+          <w:sz w:val="28"/>
+          <w:szCs w:val="28"/>
+        </w:rPr>
+        <w:t>：</w:t>
+      </w:r>
+    </w:p>
+    <w:p>
+      <w:pPr>
+        <w:spacing w:before="60" w:after="60"/>
+        <w:ind w:left="720"/>
+        <w:rPr>
+          <w:rFonts w:ascii="標楷體" w:eastAsia="標楷體" w:hAnsi="標楷體" w:cs="標楷體"/>
+          <w:sz w:val="28"/>
+          <w:szCs w:val="28"/>
+        </w:rPr>
+      </w:pPr>
+      <w:r>
+        <w:rPr>
+          <w:rFonts w:ascii="標楷體" w:eastAsia="標楷體" w:hAnsi="標楷體" w:cs="標楷體"/>
+          <w:sz w:val="28"/>
+          <w:szCs w:val="28"/>
+        </w:rPr>
+        <w:t>在系統開放初期，我們希望使用者能夠快速知道我們系統，打上知名度 ，於是提供了一鍵複製商店資訊，讓使用者能夠分享商品資訊的同時導流到我們的系統</w:t>
+      </w:r>
+      <w:r>
+        <w:rPr>
+          <w:rFonts w:ascii="標楷體" w:eastAsia="標楷體" w:hAnsi="標楷體" w:cs="標楷體" w:hint="eastAsia"/>
+          <w:sz w:val="28"/>
+          <w:szCs w:val="28"/>
+        </w:rPr>
+        <w:t>。</w:t>
+      </w:r>
+    </w:p>
+    <w:p>
+      <w:pPr>
+        <w:spacing w:before="60" w:after="60"/>
+        <w:rPr>
+          <w:rFonts w:ascii="標楷體" w:eastAsia="標楷體" w:hAnsi="標楷體" w:cs="標楷體"/>
+          <w:sz w:val="28"/>
+          <w:szCs w:val="28"/>
+        </w:rPr>
+      </w:pPr>
+    </w:p>
+    <w:p>
+      <w:pPr>
+        <w:spacing w:before="60" w:after="60"/>
+        <w:rPr>
+          <w:rFonts w:ascii="標楷體" w:eastAsia="標楷體" w:hAnsi="標楷體" w:cs="標楷體"/>
           <w:b/>
           <w:sz w:val="28"/>
           <w:szCs w:val="28"/>
@@ -1282,1004 +1346,1063 @@
           <w:sz w:val="28"/>
           <w:szCs w:val="28"/>
         </w:rPr>
+        <w:t>三、系統功能簡介</w:t>
+      </w:r>
+    </w:p>
+    <w:p>
+      <w:pPr>
+        <w:spacing w:before="60" w:after="60"/>
+        <w:rPr>
+          <w:rFonts w:ascii="標楷體" w:eastAsia="標楷體" w:hAnsi="標楷體" w:cs="標楷體"/>
+          <w:sz w:val="28"/>
+          <w:szCs w:val="28"/>
+        </w:rPr>
+      </w:pPr>
+      <w:r>
+        <w:rPr>
+          <w:rFonts w:ascii="標楷體" w:eastAsia="標楷體" w:hAnsi="標楷體" w:cs="標楷體" w:hint="eastAsia"/>
+          <w:sz w:val="28"/>
+          <w:szCs w:val="28"/>
+        </w:rPr>
+        <w:t>1</w:t>
+      </w:r>
+      <w:r>
+        <w:rPr>
+          <w:rFonts w:ascii="標楷體" w:eastAsia="標楷體" w:hAnsi="標楷體" w:cs="標楷體"/>
+          <w:sz w:val="28"/>
+          <w:szCs w:val="28"/>
+        </w:rPr>
+        <w:t>.</w:t>
+      </w:r>
+      <w:r>
+        <w:rPr>
+          <w:rFonts w:ascii="標楷體" w:eastAsia="標楷體" w:hAnsi="標楷體" w:cs="標楷體"/>
+          <w:sz w:val="28"/>
+          <w:szCs w:val="28"/>
+        </w:rPr>
+        <w:t>AI</w:t>
+      </w:r>
+      <w:r>
+        <w:rPr>
+          <w:rFonts w:ascii="標楷體" w:eastAsia="標楷體" w:hAnsi="標楷體" w:cs="標楷體" w:hint="eastAsia"/>
+          <w:sz w:val="28"/>
+          <w:szCs w:val="28"/>
+        </w:rPr>
+        <w:t>圖片切割：</w:t>
+      </w:r>
+      <w:r>
+        <w:rPr>
+          <w:rFonts w:eastAsia="標楷體" w:hint="eastAsia"/>
+          <w:sz w:val="28"/>
+          <w:szCs w:val="28"/>
+        </w:rPr>
+        <w:t>多項商品需要販售，卻需要拍攝多張</w:t>
+      </w:r>
+      <w:r>
+        <w:rPr>
+          <w:rFonts w:eastAsia="標楷體" w:hint="eastAsia"/>
+          <w:sz w:val="28"/>
+          <w:szCs w:val="28"/>
+        </w:rPr>
+        <w:t>單</w:t>
+      </w:r>
+      <w:r>
+        <w:rPr>
+          <w:rFonts w:eastAsia="標楷體" w:hint="eastAsia"/>
+          <w:sz w:val="28"/>
+          <w:szCs w:val="28"/>
+        </w:rPr>
+        <w:t>個</w:t>
+      </w:r>
+      <w:r>
+        <w:rPr>
+          <w:rFonts w:eastAsia="標楷體" w:hint="eastAsia"/>
+          <w:sz w:val="28"/>
+          <w:szCs w:val="28"/>
+        </w:rPr>
+        <w:t>商品</w:t>
+      </w:r>
+      <w:r>
+        <w:rPr>
+          <w:rFonts w:eastAsia="標楷體" w:hint="eastAsia"/>
+          <w:sz w:val="28"/>
+          <w:szCs w:val="28"/>
+        </w:rPr>
+        <w:t>圖片</w:t>
+      </w:r>
+      <w:r>
+        <w:rPr>
+          <w:rFonts w:eastAsia="標楷體" w:hint="eastAsia"/>
+          <w:sz w:val="28"/>
+          <w:szCs w:val="28"/>
+        </w:rPr>
+        <w:t xml:space="preserve">? </w:t>
+      </w:r>
+      <w:r>
+        <w:rPr>
+          <w:rFonts w:eastAsia="標楷體" w:hint="eastAsia"/>
+          <w:sz w:val="28"/>
+          <w:szCs w:val="28"/>
+        </w:rPr>
+        <w:t>透過該功</w:t>
+      </w:r>
+      <w:r>
+        <w:rPr>
+          <w:rFonts w:eastAsia="標楷體" w:hint="eastAsia"/>
+          <w:sz w:val="28"/>
+          <w:szCs w:val="28"/>
+        </w:rPr>
+        <w:t>能，只需拍一張商品的全家福，自動幫您切割出每項商品照片</w:t>
+      </w:r>
+      <w:r>
+        <w:rPr>
+          <w:rFonts w:eastAsia="標楷體" w:hint="eastAsia"/>
+          <w:sz w:val="28"/>
+          <w:szCs w:val="28"/>
+        </w:rPr>
+        <w:t>，加速商品上架流程</w:t>
+      </w:r>
+      <w:r>
+        <w:rPr>
+          <w:rFonts w:eastAsia="標楷體" w:hint="eastAsia"/>
+          <w:sz w:val="28"/>
+          <w:szCs w:val="28"/>
+        </w:rPr>
+        <w:t>。</w:t>
+      </w:r>
+    </w:p>
+    <w:p>
+      <w:pPr>
+        <w:spacing w:before="60" w:after="60"/>
+        <w:rPr>
+          <w:rFonts w:ascii="標楷體" w:eastAsia="標楷體" w:hAnsi="標楷體" w:cs="標楷體"/>
+          <w:sz w:val="28"/>
+          <w:szCs w:val="28"/>
+          <w:lang w:val="en-US"/>
+        </w:rPr>
+      </w:pPr>
+      <w:r>
+        <w:rPr>
+          <w:rFonts w:ascii="標楷體" w:eastAsia="標楷體" w:hAnsi="標楷體" w:cs="標楷體" w:hint="eastAsia"/>
+          <w:sz w:val="28"/>
+          <w:szCs w:val="28"/>
+        </w:rPr>
+        <w:t>2</w:t>
+      </w:r>
+      <w:r>
+        <w:rPr>
+          <w:rFonts w:ascii="標楷體" w:eastAsia="標楷體" w:hAnsi="標楷體" w:cs="標楷體"/>
+          <w:sz w:val="28"/>
+          <w:szCs w:val="28"/>
+        </w:rPr>
+        <w:t>.</w:t>
+      </w:r>
+      <w:r>
+        <w:rPr>
+          <w:rFonts w:ascii="標楷體" w:eastAsia="標楷體" w:hAnsi="標楷體" w:cs="標楷體" w:hint="eastAsia"/>
+          <w:sz w:val="28"/>
+          <w:szCs w:val="28"/>
+        </w:rPr>
+        <w:t>商品上架</w:t>
+      </w:r>
+      <w:r>
+        <w:rPr>
+          <w:rFonts w:ascii="標楷體" w:eastAsia="標楷體" w:hAnsi="標楷體" w:cs="標楷體" w:hint="eastAsia"/>
+          <w:sz w:val="28"/>
+          <w:szCs w:val="28"/>
+        </w:rPr>
+        <w:t>：</w:t>
+      </w:r>
+      <w:r>
+        <w:rPr>
+          <w:rFonts w:ascii="標楷體" w:eastAsia="標楷體" w:hAnsi="標楷體" w:cs="標楷體" w:hint="eastAsia"/>
+          <w:sz w:val="28"/>
+          <w:szCs w:val="28"/>
+        </w:rPr>
+        <w:t>能夠自行上架想發售的商品。</w:t>
+      </w:r>
+    </w:p>
+    <w:p>
+      <w:pPr>
+        <w:spacing w:before="60" w:after="60"/>
+        <w:rPr>
+          <w:rFonts w:ascii="標楷體" w:eastAsia="標楷體" w:hAnsi="標楷體" w:cs="標楷體"/>
+          <w:sz w:val="28"/>
+          <w:szCs w:val="28"/>
+        </w:rPr>
+      </w:pPr>
+      <w:r>
+        <w:rPr>
+          <w:rFonts w:ascii="標楷體" w:eastAsia="標楷體" w:hAnsi="標楷體" w:cs="標楷體" w:hint="eastAsia"/>
+          <w:sz w:val="28"/>
+          <w:szCs w:val="28"/>
+        </w:rPr>
+        <w:t>3</w:t>
+      </w:r>
+      <w:r>
+        <w:rPr>
+          <w:rFonts w:ascii="標楷體" w:eastAsia="標楷體" w:hAnsi="標楷體" w:cs="標楷體"/>
+          <w:sz w:val="28"/>
+          <w:szCs w:val="28"/>
+        </w:rPr>
+        <w:t>.</w:t>
+      </w:r>
+      <w:r>
+        <w:rPr>
+          <w:rFonts w:ascii="標楷體" w:eastAsia="標楷體" w:hAnsi="標楷體" w:cs="標楷體" w:hint="eastAsia"/>
+          <w:sz w:val="28"/>
+          <w:szCs w:val="28"/>
+        </w:rPr>
+        <w:t>收物帖發布</w:t>
+      </w:r>
+      <w:r>
+        <w:rPr>
+          <w:rFonts w:ascii="標楷體" w:eastAsia="標楷體" w:hAnsi="標楷體" w:cs="標楷體" w:hint="eastAsia"/>
+          <w:sz w:val="28"/>
+          <w:szCs w:val="28"/>
+        </w:rPr>
+        <w:t>：</w:t>
+      </w:r>
+      <w:r>
+        <w:rPr>
+          <w:rFonts w:ascii="標楷體" w:eastAsia="標楷體" w:hAnsi="標楷體" w:cs="標楷體" w:hint="eastAsia"/>
+          <w:sz w:val="28"/>
+          <w:szCs w:val="28"/>
+        </w:rPr>
+        <w:t>如果有想要的東西，可以透過該功能發出需求</w:t>
+      </w:r>
+      <w:r>
+        <w:rPr>
+          <w:rFonts w:ascii="標楷體" w:eastAsia="標楷體" w:hAnsi="標楷體" w:cs="標楷體" w:hint="eastAsia"/>
+          <w:sz w:val="28"/>
+          <w:szCs w:val="28"/>
+        </w:rPr>
+        <w:t>，賣家也可主動傳送自己的售物帖</w:t>
+      </w:r>
+      <w:r>
+        <w:rPr>
+          <w:rFonts w:ascii="標楷體" w:eastAsia="標楷體" w:hAnsi="標楷體" w:cs="標楷體" w:hint="eastAsia"/>
+          <w:sz w:val="28"/>
+          <w:szCs w:val="28"/>
+        </w:rPr>
+        <w:t>給該收物帖</w:t>
+      </w:r>
+      <w:r>
+        <w:rPr>
+          <w:rFonts w:ascii="標楷體" w:eastAsia="標楷體" w:hAnsi="標楷體" w:cs="標楷體" w:hint="eastAsia"/>
+          <w:sz w:val="28"/>
+          <w:szCs w:val="28"/>
+        </w:rPr>
+        <w:t>。</w:t>
+      </w:r>
+    </w:p>
+    <w:p>
+      <w:pPr>
+        <w:spacing w:before="60" w:after="60"/>
+        <w:rPr>
+          <w:rFonts w:ascii="標楷體" w:eastAsia="標楷體" w:hAnsi="標楷體" w:cs="標楷體"/>
+          <w:sz w:val="28"/>
+          <w:szCs w:val="28"/>
+        </w:rPr>
+      </w:pPr>
+      <w:r>
+        <w:rPr>
+          <w:rFonts w:ascii="標楷體" w:eastAsia="標楷體" w:hAnsi="標楷體" w:cs="標楷體" w:hint="eastAsia"/>
+          <w:sz w:val="28"/>
+          <w:szCs w:val="28"/>
+        </w:rPr>
+        <w:t>4</w:t>
+      </w:r>
+      <w:r>
+        <w:rPr>
+          <w:rFonts w:ascii="標楷體" w:eastAsia="標楷體" w:hAnsi="標楷體" w:cs="標楷體"/>
+          <w:sz w:val="28"/>
+          <w:szCs w:val="28"/>
+        </w:rPr>
+        <w:t>.</w:t>
+      </w:r>
+      <w:r>
+        <w:rPr>
+          <w:rFonts w:ascii="標楷體" w:eastAsia="標楷體" w:hAnsi="標楷體" w:cs="標楷體" w:hint="eastAsia"/>
+          <w:sz w:val="28"/>
+          <w:szCs w:val="28"/>
+        </w:rPr>
+        <w:t>個人主頁：方便他人</w:t>
+      </w:r>
+      <w:r>
+        <w:rPr>
+          <w:rFonts w:ascii="標楷體" w:eastAsia="標楷體" w:hAnsi="標楷體" w:cs="標楷體" w:hint="eastAsia"/>
+          <w:sz w:val="28"/>
+          <w:szCs w:val="28"/>
+        </w:rPr>
+        <w:t>尋找該用戶其他賣場和收物帖</w:t>
+      </w:r>
+      <w:r>
+        <w:rPr>
+          <w:rFonts w:ascii="標楷體" w:eastAsia="標楷體" w:hAnsi="標楷體" w:cs="標楷體" w:hint="eastAsia"/>
+          <w:sz w:val="28"/>
+          <w:szCs w:val="28"/>
+        </w:rPr>
+        <w:t>。</w:t>
+      </w:r>
+    </w:p>
+    <w:p>
+      <w:pPr>
+        <w:spacing w:before="60" w:after="60"/>
+        <w:rPr>
+          <w:rFonts w:ascii="標楷體" w:eastAsia="標楷體" w:hAnsi="標楷體" w:cs="標楷體"/>
+          <w:sz w:val="28"/>
+          <w:szCs w:val="28"/>
+        </w:rPr>
+      </w:pPr>
+      <w:r>
+        <w:rPr>
+          <w:rFonts w:ascii="標楷體" w:eastAsia="標楷體" w:hAnsi="標楷體" w:cs="標楷體" w:hint="eastAsia"/>
+          <w:sz w:val="28"/>
+          <w:szCs w:val="28"/>
+        </w:rPr>
+        <w:t>5</w:t>
+      </w:r>
+      <w:r>
+        <w:rPr>
+          <w:rFonts w:ascii="標楷體" w:eastAsia="標楷體" w:hAnsi="標楷體" w:cs="標楷體"/>
+          <w:sz w:val="28"/>
+          <w:szCs w:val="28"/>
+        </w:rPr>
+        <w:t>.</w:t>
+      </w:r>
+      <w:r>
+        <w:rPr>
+          <w:rFonts w:ascii="標楷體" w:eastAsia="標楷體" w:hAnsi="標楷體" w:cs="標楷體" w:hint="eastAsia"/>
+          <w:sz w:val="28"/>
+          <w:szCs w:val="28"/>
+        </w:rPr>
+        <w:t>收藏：</w:t>
+      </w:r>
+      <w:r>
+        <w:rPr>
+          <w:rFonts w:ascii="標楷體" w:eastAsia="標楷體" w:hAnsi="標楷體" w:cs="標楷體" w:hint="eastAsia"/>
+          <w:sz w:val="28"/>
+          <w:szCs w:val="28"/>
+        </w:rPr>
+        <w:t>將自己喜愛</w:t>
+      </w:r>
+      <w:r>
+        <w:rPr>
+          <w:rFonts w:ascii="標楷體" w:eastAsia="標楷體" w:hAnsi="標楷體" w:cs="標楷體" w:hint="eastAsia"/>
+          <w:sz w:val="28"/>
+          <w:szCs w:val="28"/>
+        </w:rPr>
+        <w:t>/正在考慮</w:t>
+      </w:r>
+      <w:r>
+        <w:rPr>
+          <w:rFonts w:ascii="標楷體" w:eastAsia="標楷體" w:hAnsi="標楷體" w:cs="標楷體" w:hint="eastAsia"/>
+          <w:sz w:val="28"/>
+          <w:szCs w:val="28"/>
+        </w:rPr>
+        <w:t>的商店</w:t>
+      </w:r>
+      <w:r>
+        <w:rPr>
+          <w:rFonts w:ascii="標楷體" w:eastAsia="標楷體" w:hAnsi="標楷體" w:cs="標楷體" w:hint="eastAsia"/>
+          <w:sz w:val="28"/>
+          <w:szCs w:val="28"/>
+        </w:rPr>
+        <w:t>暫時存</w:t>
+      </w:r>
+      <w:r>
+        <w:rPr>
+          <w:rFonts w:ascii="標楷體" w:eastAsia="標楷體" w:hAnsi="標楷體" w:cs="標楷體" w:hint="eastAsia"/>
+          <w:sz w:val="28"/>
+          <w:szCs w:val="28"/>
+        </w:rPr>
+        <w:t>著</w:t>
+      </w:r>
+      <w:r>
+        <w:rPr>
+          <w:rFonts w:ascii="標楷體" w:eastAsia="標楷體" w:hAnsi="標楷體" w:cs="標楷體" w:hint="eastAsia"/>
+          <w:sz w:val="28"/>
+          <w:szCs w:val="28"/>
+        </w:rPr>
+        <w:t>。</w:t>
+      </w:r>
+    </w:p>
+    <w:p>
+      <w:pPr>
+        <w:spacing w:before="60" w:after="60"/>
+        <w:rPr>
+          <w:rFonts w:ascii="標楷體" w:eastAsia="標楷體" w:hAnsi="標楷體" w:cs="標楷體"/>
+          <w:sz w:val="28"/>
+          <w:szCs w:val="28"/>
+        </w:rPr>
+      </w:pPr>
+      <w:r>
+        <w:rPr>
+          <w:rFonts w:ascii="標楷體" w:eastAsia="標楷體" w:hAnsi="標楷體" w:cs="標楷體" w:hint="eastAsia"/>
+          <w:sz w:val="28"/>
+          <w:szCs w:val="28"/>
+        </w:rPr>
+        <w:t>6</w:t>
+      </w:r>
+      <w:r>
+        <w:rPr>
+          <w:rFonts w:ascii="標楷體" w:eastAsia="標楷體" w:hAnsi="標楷體" w:cs="標楷體"/>
+          <w:sz w:val="28"/>
+          <w:szCs w:val="28"/>
+        </w:rPr>
+        <w:t>.</w:t>
+      </w:r>
+      <w:r>
+        <w:rPr>
+          <w:rFonts w:ascii="標楷體" w:eastAsia="標楷體" w:hAnsi="標楷體" w:cs="標楷體" w:hint="eastAsia"/>
+          <w:sz w:val="28"/>
+          <w:szCs w:val="28"/>
+        </w:rPr>
+        <w:t>記帳本：</w:t>
+      </w:r>
+      <w:r>
+        <w:rPr>
+          <w:rFonts w:ascii="標楷體" w:eastAsia="標楷體" w:hAnsi="標楷體" w:cs="標楷體" w:hint="eastAsia"/>
+          <w:sz w:val="28"/>
+          <w:szCs w:val="28"/>
+        </w:rPr>
+        <w:t>了解自己消費以及販售</w:t>
+      </w:r>
+      <w:r>
+        <w:rPr>
+          <w:rFonts w:ascii="標楷體" w:eastAsia="標楷體" w:hAnsi="標楷體" w:cs="標楷體" w:hint="eastAsia"/>
+          <w:sz w:val="28"/>
+          <w:szCs w:val="28"/>
+        </w:rPr>
+        <w:t>等金額，擁有圖表以及明細可供</w:t>
+      </w:r>
+      <w:r>
+        <w:rPr>
+          <w:rFonts w:ascii="標楷體" w:eastAsia="標楷體" w:hAnsi="標楷體" w:cs="標楷體" w:hint="eastAsia"/>
+          <w:sz w:val="28"/>
+          <w:szCs w:val="28"/>
+        </w:rPr>
+        <w:t>使用。</w:t>
+      </w:r>
+    </w:p>
+    <w:p>
+      <w:pPr>
+        <w:spacing w:before="60" w:after="60"/>
+        <w:rPr>
+          <w:rFonts w:ascii="標楷體" w:eastAsia="標楷體" w:hAnsi="標楷體" w:cs="標楷體"/>
+          <w:sz w:val="28"/>
+          <w:szCs w:val="28"/>
+        </w:rPr>
+      </w:pPr>
+      <w:r>
+        <w:rPr>
+          <w:rFonts w:ascii="標楷體" w:eastAsia="標楷體" w:hAnsi="標楷體" w:cs="標楷體"/>
+          <w:sz w:val="28"/>
+          <w:szCs w:val="28"/>
+        </w:rPr>
+        <w:t>7.</w:t>
+      </w:r>
+      <w:r>
+        <w:rPr>
+          <w:rFonts w:ascii="標楷體" w:eastAsia="標楷體" w:hAnsi="標楷體" w:cs="標楷體" w:hint="eastAsia"/>
+          <w:sz w:val="28"/>
+          <w:szCs w:val="28"/>
+        </w:rPr>
+        <w:t>買/賣方管理：了解自己目前所有訂單管理，包含</w:t>
+      </w:r>
+      <w:r>
+        <w:rPr>
+          <w:rFonts w:ascii="標楷體" w:eastAsia="標楷體" w:hAnsi="標楷體" w:cs="標楷體" w:hint="eastAsia"/>
+          <w:sz w:val="28"/>
+          <w:szCs w:val="28"/>
+        </w:rPr>
+        <w:t>訂單</w:t>
+      </w:r>
+      <w:r>
+        <w:rPr>
+          <w:rFonts w:ascii="標楷體" w:eastAsia="標楷體" w:hAnsi="標楷體" w:cs="標楷體" w:hint="eastAsia"/>
+          <w:sz w:val="28"/>
+          <w:szCs w:val="28"/>
+        </w:rPr>
+        <w:t>是否已付款，出貨，完成</w:t>
+      </w:r>
+      <w:r>
+        <w:rPr>
+          <w:rFonts w:ascii="標楷體" w:eastAsia="標楷體" w:hAnsi="標楷體" w:cs="標楷體" w:hint="eastAsia"/>
+          <w:sz w:val="28"/>
+          <w:szCs w:val="28"/>
+        </w:rPr>
+        <w:t>，取消</w:t>
+      </w:r>
+      <w:r>
+        <w:rPr>
+          <w:rFonts w:ascii="標楷體" w:eastAsia="標楷體" w:hAnsi="標楷體" w:cs="標楷體" w:hint="eastAsia"/>
+          <w:sz w:val="28"/>
+          <w:szCs w:val="28"/>
+        </w:rPr>
+        <w:t>等功能</w:t>
+      </w:r>
+      <w:r>
+        <w:rPr>
+          <w:rFonts w:ascii="標楷體" w:eastAsia="標楷體" w:hAnsi="標楷體" w:cs="標楷體" w:hint="eastAsia"/>
+          <w:sz w:val="28"/>
+          <w:szCs w:val="28"/>
+        </w:rPr>
+        <w:t>。</w:t>
+      </w:r>
+    </w:p>
+    <w:p>
+      <w:pPr>
+        <w:spacing w:before="60" w:after="60"/>
+        <w:rPr>
+          <w:rFonts w:ascii="標楷體" w:eastAsia="標楷體" w:hAnsi="標楷體" w:cs="標楷體"/>
+          <w:sz w:val="28"/>
+          <w:szCs w:val="28"/>
+        </w:rPr>
+      </w:pPr>
+      <w:r>
+        <w:rPr>
+          <w:rFonts w:ascii="標楷體" w:eastAsia="標楷體" w:hAnsi="標楷體" w:cs="標楷體" w:hint="eastAsia"/>
+          <w:sz w:val="28"/>
+          <w:szCs w:val="28"/>
+        </w:rPr>
+        <w:t>8</w:t>
+      </w:r>
+      <w:r>
+        <w:rPr>
+          <w:rFonts w:ascii="標楷體" w:eastAsia="標楷體" w:hAnsi="標楷體" w:cs="標楷體"/>
+          <w:sz w:val="28"/>
+          <w:szCs w:val="28"/>
+        </w:rPr>
+        <w:t>.</w:t>
+      </w:r>
+      <w:r>
+        <w:rPr>
+          <w:rFonts w:ascii="標楷體" w:eastAsia="標楷體" w:hAnsi="標楷體" w:cs="標楷體" w:hint="eastAsia"/>
+          <w:sz w:val="28"/>
+          <w:szCs w:val="28"/>
+        </w:rPr>
+        <w:t>追蹤標籤</w:t>
+      </w:r>
+      <w:r>
+        <w:rPr>
+          <w:rFonts w:ascii="標楷體" w:eastAsia="標楷體" w:hAnsi="標楷體" w:cs="標楷體" w:hint="eastAsia"/>
+          <w:sz w:val="28"/>
+          <w:szCs w:val="28"/>
+        </w:rPr>
+        <w:t>：</w:t>
+      </w:r>
+      <w:r>
+        <w:rPr>
+          <w:rFonts w:ascii="標楷體" w:eastAsia="標楷體" w:hAnsi="標楷體" w:cs="標楷體" w:hint="eastAsia"/>
+          <w:sz w:val="28"/>
+          <w:szCs w:val="28"/>
+        </w:rPr>
+        <w:t>可以存下自己喜歡的商品系列標籤，方便查詢。</w:t>
+      </w:r>
+    </w:p>
+    <w:p>
+      <w:pPr>
+        <w:spacing w:before="60" w:after="60"/>
+        <w:rPr>
+          <w:rFonts w:ascii="標楷體" w:eastAsia="標楷體" w:hAnsi="標楷體" w:cs="標楷體"/>
+          <w:sz w:val="28"/>
+          <w:szCs w:val="28"/>
+        </w:rPr>
+      </w:pPr>
+      <w:r>
+        <w:rPr>
+          <w:rFonts w:ascii="標楷體" w:eastAsia="標楷體" w:hAnsi="標楷體" w:cs="標楷體" w:hint="eastAsia"/>
+          <w:sz w:val="28"/>
+          <w:szCs w:val="28"/>
+        </w:rPr>
+        <w:t>9</w:t>
+      </w:r>
+      <w:r>
+        <w:rPr>
+          <w:rFonts w:ascii="標楷體" w:eastAsia="標楷體" w:hAnsi="標楷體" w:cs="標楷體"/>
+          <w:sz w:val="28"/>
+          <w:szCs w:val="28"/>
+        </w:rPr>
+        <w:t>.</w:t>
+      </w:r>
+      <w:r>
+        <w:rPr>
+          <w:rFonts w:ascii="標楷體" w:eastAsia="標楷體" w:hAnsi="標楷體" w:cs="標楷體" w:hint="eastAsia"/>
+          <w:sz w:val="28"/>
+          <w:szCs w:val="28"/>
+        </w:rPr>
+        <w:t>評價系統</w:t>
+      </w:r>
+      <w:r>
+        <w:rPr>
+          <w:rFonts w:ascii="標楷體" w:eastAsia="標楷體" w:hAnsi="標楷體" w:cs="標楷體" w:hint="eastAsia"/>
+          <w:sz w:val="28"/>
+          <w:szCs w:val="28"/>
+        </w:rPr>
+        <w:t>：</w:t>
+      </w:r>
+      <w:r>
+        <w:rPr>
+          <w:rFonts w:ascii="標楷體" w:eastAsia="標楷體" w:hAnsi="標楷體" w:cs="標楷體" w:hint="eastAsia"/>
+          <w:sz w:val="28"/>
+          <w:szCs w:val="28"/>
+        </w:rPr>
+        <w:t>在Facebook社團交易中，常常因為無法得知一個人的交易信用度而導致了非常多詐騙，因此我們的系統增加了此項目用於讓使用者了解該賣家的過去銷售狀況。</w:t>
+      </w:r>
+    </w:p>
+    <w:p>
+      <w:pPr>
+        <w:spacing w:before="60" w:after="60"/>
+        <w:rPr>
+          <w:rFonts w:ascii="標楷體" w:eastAsia="標楷體" w:hAnsi="標楷體" w:cs="標楷體"/>
+          <w:sz w:val="28"/>
+          <w:szCs w:val="28"/>
+        </w:rPr>
+      </w:pPr>
+      <w:r>
+        <w:rPr>
+          <w:rFonts w:ascii="標楷體" w:eastAsia="標楷體" w:hAnsi="標楷體" w:cs="標楷體"/>
+          <w:sz w:val="28"/>
+          <w:szCs w:val="28"/>
+        </w:rPr>
+        <w:t>10.</w:t>
+      </w:r>
+      <w:r>
+        <w:rPr>
+          <w:rFonts w:ascii="標楷體" w:eastAsia="標楷體" w:hAnsi="標楷體" w:cs="標楷體" w:hint="eastAsia"/>
+          <w:sz w:val="28"/>
+          <w:szCs w:val="28"/>
+        </w:rPr>
+        <w:t>多帶機制</w:t>
+      </w:r>
+      <w:r>
+        <w:rPr>
+          <w:rFonts w:ascii="標楷體" w:eastAsia="標楷體" w:hAnsi="標楷體" w:cs="標楷體" w:hint="eastAsia"/>
+          <w:sz w:val="28"/>
+          <w:szCs w:val="28"/>
+        </w:rPr>
+        <w:t>：</w:t>
+      </w:r>
+      <w:r>
+        <w:rPr>
+          <w:rFonts w:ascii="標楷體" w:eastAsia="標楷體" w:hAnsi="標楷體" w:cs="標楷體" w:hint="eastAsia"/>
+          <w:sz w:val="28"/>
+          <w:szCs w:val="28"/>
+        </w:rPr>
+        <w:t>如果</w:t>
+      </w:r>
+      <w:r>
+        <w:rPr>
+          <w:rFonts w:ascii="標楷體" w:eastAsia="標楷體" w:hAnsi="標楷體" w:cs="標楷體" w:hint="eastAsia"/>
+          <w:sz w:val="28"/>
+          <w:szCs w:val="28"/>
+        </w:rPr>
+        <w:t>某個</w:t>
+      </w:r>
+      <w:r>
+        <w:rPr>
+          <w:rFonts w:ascii="標楷體" w:eastAsia="標楷體" w:hAnsi="標楷體" w:cs="標楷體" w:hint="eastAsia"/>
+          <w:sz w:val="28"/>
+          <w:szCs w:val="28"/>
+        </w:rPr>
+        <w:t xml:space="preserve">商品很多人想要怎麼辦? </w:t>
+      </w:r>
+    </w:p>
+    <w:p>
+      <w:pPr>
+        <w:spacing w:before="60" w:after="60"/>
+        <w:rPr>
+          <w:rFonts w:ascii="標楷體" w:eastAsia="標楷體" w:hAnsi="標楷體" w:cs="標楷體"/>
+          <w:sz w:val="28"/>
+          <w:szCs w:val="28"/>
+        </w:rPr>
+      </w:pPr>
+      <w:r>
+        <w:rPr>
+          <w:rFonts w:ascii="標楷體" w:eastAsia="標楷體" w:hAnsi="標楷體" w:cs="標楷體" w:hint="eastAsia"/>
+          <w:sz w:val="28"/>
+          <w:szCs w:val="28"/>
+        </w:rPr>
+        <w:t>賣家可自行決定銷售方式</w:t>
+      </w:r>
+      <w:r>
+        <w:rPr>
+          <w:rFonts w:ascii="標楷體" w:eastAsia="標楷體" w:hAnsi="標楷體" w:cs="標楷體" w:hint="eastAsia"/>
+          <w:sz w:val="28"/>
+          <w:szCs w:val="28"/>
+        </w:rPr>
+        <w:t>，例如：</w:t>
+      </w:r>
+      <w:r>
+        <w:rPr>
+          <w:rFonts w:ascii="標楷體" w:eastAsia="標楷體" w:hAnsi="標楷體" w:cs="標楷體" w:hint="eastAsia"/>
+          <w:sz w:val="28"/>
+          <w:szCs w:val="28"/>
+        </w:rPr>
+        <w:t>誰收的商品多，或是花費的價格高，也可以是誰先下單就是誰的。</w:t>
+      </w:r>
+    </w:p>
+    <w:p>
+      <w:pPr>
+        <w:spacing w:before="60" w:after="60"/>
+        <w:rPr>
+          <w:rFonts w:ascii="標楷體" w:eastAsia="標楷體" w:hAnsi="標楷體" w:cs="標楷體"/>
+          <w:sz w:val="28"/>
+          <w:szCs w:val="28"/>
+          <w:lang w:val="en-US"/>
+        </w:rPr>
+      </w:pPr>
+      <w:r>
+        <w:rPr>
+          <w:rFonts w:ascii="標楷體" w:eastAsia="標楷體" w:hAnsi="標楷體" w:cs="標楷體" w:hint="eastAsia"/>
+          <w:sz w:val="28"/>
+          <w:szCs w:val="28"/>
+          <w:lang w:val="en-US"/>
+        </w:rPr>
+        <w:t>1</w:t>
+      </w:r>
+      <w:r>
+        <w:rPr>
+          <w:rFonts w:ascii="標楷體" w:eastAsia="標楷體" w:hAnsi="標楷體" w:cs="標楷體"/>
+          <w:sz w:val="28"/>
+          <w:szCs w:val="28"/>
+          <w:lang w:val="en-US"/>
+        </w:rPr>
+        <w:t>1.</w:t>
+      </w:r>
+      <w:r>
+        <w:rPr>
+          <w:rFonts w:ascii="標楷體" w:eastAsia="標楷體" w:hAnsi="標楷體" w:cs="標楷體" w:hint="eastAsia"/>
+          <w:sz w:val="28"/>
+          <w:szCs w:val="28"/>
+          <w:lang w:val="en-US"/>
+        </w:rPr>
+        <w:t>購物車：</w:t>
+      </w:r>
+      <w:r>
+        <w:rPr>
+          <w:rFonts w:ascii="標楷體" w:eastAsia="標楷體" w:hAnsi="標楷體" w:cs="標楷體" w:hint="eastAsia"/>
+          <w:sz w:val="28"/>
+          <w:szCs w:val="28"/>
+          <w:lang w:val="en-US"/>
+        </w:rPr>
+        <w:t>結帳</w:t>
+      </w:r>
+      <w:r>
+        <w:rPr>
+          <w:rFonts w:ascii="標楷體" w:eastAsia="標楷體" w:hAnsi="標楷體" w:cs="標楷體" w:hint="eastAsia"/>
+          <w:sz w:val="28"/>
+          <w:szCs w:val="28"/>
+          <w:lang w:val="en-US"/>
+        </w:rPr>
+        <w:t xml:space="preserve"> </w:t>
+      </w:r>
+      <w:r>
+        <w:rPr>
+          <w:rFonts w:ascii="標楷體" w:eastAsia="標楷體" w:hAnsi="標楷體" w:cs="標楷體" w:hint="eastAsia"/>
+          <w:sz w:val="28"/>
+          <w:szCs w:val="28"/>
+          <w:lang w:val="en-US"/>
+        </w:rPr>
+        <w:t>&amp;</w:t>
+      </w:r>
+      <w:r>
+        <w:rPr>
+          <w:rFonts w:ascii="標楷體" w:eastAsia="標楷體" w:hAnsi="標楷體" w:cs="標楷體" w:hint="eastAsia"/>
+          <w:sz w:val="28"/>
+          <w:szCs w:val="28"/>
+          <w:lang w:val="en-US"/>
+        </w:rPr>
+        <w:t xml:space="preserve"> </w:t>
+      </w:r>
+      <w:r>
+        <w:rPr>
+          <w:rFonts w:ascii="標楷體" w:eastAsia="標楷體" w:hAnsi="標楷體" w:cs="標楷體" w:hint="eastAsia"/>
+          <w:sz w:val="28"/>
+          <w:szCs w:val="28"/>
+          <w:lang w:val="en-US"/>
+        </w:rPr>
+        <w:t>暫時存放自己想消費的物品</w:t>
+      </w:r>
+      <w:r>
+        <w:rPr>
+          <w:rFonts w:ascii="標楷體" w:eastAsia="標楷體" w:hAnsi="標楷體" w:cs="標楷體" w:hint="eastAsia"/>
+          <w:sz w:val="28"/>
+          <w:szCs w:val="28"/>
+          <w:lang w:val="en-US"/>
+        </w:rPr>
+        <w:t>的地方</w:t>
+      </w:r>
+      <w:r>
+        <w:rPr>
+          <w:rFonts w:ascii="標楷體" w:eastAsia="標楷體" w:hAnsi="標楷體" w:cs="標楷體" w:hint="eastAsia"/>
+          <w:sz w:val="28"/>
+          <w:szCs w:val="28"/>
+          <w:lang w:val="en-US"/>
+        </w:rPr>
+        <w:t>。</w:t>
+      </w:r>
+    </w:p>
+    <w:p>
+      <w:pPr>
+        <w:spacing w:before="60" w:after="60"/>
+        <w:rPr>
+          <w:rFonts w:ascii="標楷體" w:eastAsia="標楷體" w:hAnsi="標楷體" w:cs="標楷體"/>
+          <w:sz w:val="28"/>
+          <w:szCs w:val="28"/>
+          <w:lang w:val="en-US"/>
+        </w:rPr>
+      </w:pPr>
+      <w:r>
+        <w:rPr>
+          <w:rFonts w:ascii="標楷體" w:eastAsia="標楷體" w:hAnsi="標楷體" w:cs="標楷體"/>
+          <w:sz w:val="28"/>
+          <w:szCs w:val="28"/>
+        </w:rPr>
+        <w:t>12.商店資訊分享：透過內建的分享按鈕 能夠將商店的所有資訊複製下來（包括銷售方式、商品價格及數量、和該賣場網址等且格式已經設定好），讓賣家能夠輕易分享商店資訊和引導流量至本系統</w:t>
+      </w:r>
+      <w:r>
+        <w:rPr>
+          <w:rFonts w:ascii="標楷體" w:eastAsia="標楷體" w:hAnsi="標楷體" w:cs="標楷體" w:hint="eastAsia"/>
+          <w:sz w:val="28"/>
+          <w:szCs w:val="28"/>
+        </w:rPr>
+        <w:t>。</w:t>
+      </w:r>
+    </w:p>
+    <w:p>
+      <w:pPr>
+        <w:spacing w:before="60" w:after="60"/>
+        <w:rPr>
+          <w:rFonts w:ascii="標楷體" w:eastAsia="標楷體" w:hAnsi="標楷體" w:cs="標楷體"/>
+          <w:sz w:val="28"/>
+          <w:szCs w:val="28"/>
+          <w:lang w:val="en-US"/>
+        </w:rPr>
+      </w:pPr>
+    </w:p>
+    <w:p>
+      <w:pPr>
+        <w:spacing w:before="60" w:after="60"/>
+        <w:rPr>
+          <w:rFonts w:ascii="標楷體" w:eastAsia="標楷體" w:hAnsi="標楷體" w:cs="標楷體"/>
+          <w:b/>
+          <w:sz w:val="28"/>
+          <w:szCs w:val="28"/>
+        </w:rPr>
+      </w:pPr>
+      <w:r>
+        <w:rPr>
+          <w:rFonts w:ascii="標楷體" w:eastAsia="標楷體" w:hAnsi="標楷體" w:cs="標楷體"/>
+          <w:b/>
+          <w:sz w:val="28"/>
+          <w:szCs w:val="28"/>
+        </w:rPr>
+        <w:t>四、系統特色</w:t>
+      </w:r>
+    </w:p>
+    <w:p>
+      <w:pPr>
+        <w:spacing w:before="60" w:after="60"/>
+        <w:rPr>
+          <w:rFonts w:ascii="標楷體" w:eastAsia="標楷體" w:hAnsi="標楷體" w:cs="標楷體"/>
+          <w:sz w:val="28"/>
+          <w:szCs w:val="28"/>
+        </w:rPr>
+      </w:pPr>
+      <w:r>
+        <w:rPr>
+          <w:rFonts w:ascii="標楷體" w:eastAsia="標楷體" w:hAnsi="標楷體" w:cs="標楷體" w:hint="eastAsia"/>
+          <w:sz w:val="28"/>
+          <w:szCs w:val="28"/>
+        </w:rPr>
+        <w:t>社群交易規則標準化</w:t>
+      </w:r>
+      <w:r>
+        <w:rPr>
+          <w:rFonts w:ascii="標楷體" w:eastAsia="標楷體" w:hAnsi="標楷體" w:cs="標楷體" w:hint="eastAsia"/>
+          <w:sz w:val="28"/>
+          <w:szCs w:val="28"/>
+        </w:rPr>
+        <w:t>：</w:t>
+      </w:r>
+      <w:r>
+        <w:rPr>
+          <w:rFonts w:ascii="標楷體" w:eastAsia="標楷體" w:hAnsi="標楷體" w:cs="標楷體" w:hint="eastAsia"/>
+          <w:sz w:val="28"/>
+          <w:szCs w:val="28"/>
+        </w:rPr>
+        <w:t>將傳統</w:t>
+      </w:r>
+      <w:r>
+        <w:rPr>
+          <w:rFonts w:ascii="標楷體" w:eastAsia="標楷體" w:hAnsi="標楷體" w:cs="標楷體" w:hint="eastAsia"/>
+          <w:sz w:val="28"/>
+          <w:szCs w:val="28"/>
+        </w:rPr>
+        <w:t>交易規則</w:t>
+      </w:r>
+      <w:r>
+        <w:rPr>
+          <w:rFonts w:ascii="標楷體" w:eastAsia="標楷體" w:hAnsi="標楷體" w:cs="標楷體" w:hint="eastAsia"/>
+          <w:sz w:val="28"/>
+          <w:szCs w:val="28"/>
+        </w:rPr>
+        <w:t>以及</w:t>
+      </w:r>
+      <w:r>
+        <w:rPr>
+          <w:rFonts w:ascii="標楷體" w:eastAsia="標楷體" w:hAnsi="標楷體" w:cs="標楷體" w:hint="eastAsia"/>
+          <w:sz w:val="28"/>
+          <w:szCs w:val="28"/>
+        </w:rPr>
+        <w:t>流程，轉化為系統化功能。</w:t>
+      </w:r>
+    </w:p>
+    <w:p>
+      <w:pPr>
+        <w:spacing w:before="60" w:after="60"/>
+        <w:rPr>
+          <w:rFonts w:ascii="標楷體" w:eastAsia="標楷體" w:hAnsi="標楷體" w:cs="標楷體"/>
+          <w:sz w:val="28"/>
+          <w:szCs w:val="28"/>
+        </w:rPr>
+      </w:pPr>
+      <w:r>
+        <w:rPr>
+          <w:rFonts w:ascii="標楷體" w:eastAsia="標楷體" w:hAnsi="標楷體" w:cs="標楷體" w:hint="eastAsia"/>
+          <w:sz w:val="28"/>
+          <w:szCs w:val="28"/>
+        </w:rPr>
+        <w:t>AI 智能輔助</w:t>
+      </w:r>
+      <w:r>
+        <w:rPr>
+          <w:rFonts w:ascii="標楷體" w:eastAsia="標楷體" w:hAnsi="標楷體" w:cs="標楷體" w:hint="eastAsia"/>
+          <w:sz w:val="28"/>
+          <w:szCs w:val="28"/>
+        </w:rPr>
+        <w:t>：</w:t>
+      </w:r>
+      <w:r>
+        <w:rPr>
+          <w:rFonts w:ascii="標楷體" w:eastAsia="標楷體" w:hAnsi="標楷體" w:cs="標楷體" w:hint="eastAsia"/>
+          <w:sz w:val="28"/>
+          <w:szCs w:val="28"/>
+        </w:rPr>
+        <w:t>自動裁圖與推薦機制，節省操作時間。</w:t>
+      </w:r>
+    </w:p>
+    <w:p>
+      <w:pPr>
+        <w:spacing w:before="60" w:after="60"/>
+        <w:rPr>
+          <w:rFonts w:ascii="標楷體" w:eastAsia="標楷體" w:hAnsi="標楷體" w:cs="標楷體"/>
+          <w:sz w:val="28"/>
+          <w:szCs w:val="28"/>
+        </w:rPr>
+      </w:pPr>
+      <w:r>
+        <w:rPr>
+          <w:rFonts w:ascii="標楷體" w:eastAsia="標楷體" w:hAnsi="標楷體" w:cs="標楷體" w:hint="eastAsia"/>
+          <w:sz w:val="28"/>
+          <w:szCs w:val="28"/>
+        </w:rPr>
+        <w:t>使用者</w:t>
+      </w:r>
+      <w:r>
+        <w:rPr>
+          <w:rFonts w:ascii="標楷體" w:eastAsia="標楷體" w:hAnsi="標楷體" w:cs="標楷體" w:hint="eastAsia"/>
+          <w:sz w:val="28"/>
+          <w:szCs w:val="28"/>
+        </w:rPr>
+        <w:t>需求設計</w:t>
+      </w:r>
+      <w:r>
+        <w:rPr>
+          <w:rFonts w:ascii="標楷體" w:eastAsia="標楷體" w:hAnsi="標楷體" w:cs="標楷體" w:hint="eastAsia"/>
+          <w:sz w:val="28"/>
+          <w:szCs w:val="28"/>
+        </w:rPr>
+        <w:t>：</w:t>
+      </w:r>
+      <w:r>
+        <w:rPr>
+          <w:rFonts w:ascii="標楷體" w:eastAsia="標楷體" w:hAnsi="標楷體" w:cs="標楷體" w:hint="eastAsia"/>
+          <w:sz w:val="28"/>
+          <w:szCs w:val="28"/>
+        </w:rPr>
+        <w:t>收物帖讓買家主動尋找所需，提升成交率</w:t>
+      </w:r>
+      <w:r>
+        <w:rPr>
+          <w:rFonts w:ascii="標楷體" w:eastAsia="標楷體" w:hAnsi="標楷體" w:cs="標楷體" w:hint="eastAsia"/>
+          <w:sz w:val="28"/>
+          <w:szCs w:val="28"/>
+        </w:rPr>
+        <w:t>，也可透過收物帖該功能，了解目前市場需求</w:t>
+      </w:r>
+      <w:r>
+        <w:rPr>
+          <w:rFonts w:ascii="標楷體" w:eastAsia="標楷體" w:hAnsi="標楷體" w:cs="標楷體" w:hint="eastAsia"/>
+          <w:sz w:val="28"/>
+          <w:szCs w:val="28"/>
+        </w:rPr>
+        <w:t>。</w:t>
+      </w:r>
+    </w:p>
+    <w:p>
+      <w:pPr>
+        <w:spacing w:before="60" w:after="60"/>
+        <w:rPr>
+          <w:rFonts w:ascii="標楷體" w:eastAsia="標楷體" w:hAnsi="標楷體" w:cs="標楷體"/>
+          <w:sz w:val="28"/>
+          <w:szCs w:val="28"/>
+        </w:rPr>
+      </w:pPr>
+      <w:r>
+        <w:rPr>
+          <w:rFonts w:ascii="標楷體" w:eastAsia="標楷體" w:hAnsi="標楷體" w:cs="標楷體" w:hint="eastAsia"/>
+          <w:sz w:val="28"/>
+          <w:szCs w:val="28"/>
+        </w:rPr>
+        <w:t>便利化管理工具</w:t>
+      </w:r>
+      <w:r>
+        <w:rPr>
+          <w:rFonts w:ascii="標楷體" w:eastAsia="標楷體" w:hAnsi="標楷體" w:cs="標楷體" w:hint="eastAsia"/>
+          <w:sz w:val="28"/>
+          <w:szCs w:val="28"/>
+        </w:rPr>
+        <w:t>：</w:t>
+      </w:r>
+      <w:r>
+        <w:rPr>
+          <w:rFonts w:ascii="標楷體" w:eastAsia="標楷體" w:hAnsi="標楷體" w:cs="標楷體" w:hint="eastAsia"/>
+          <w:sz w:val="28"/>
+          <w:szCs w:val="28"/>
+        </w:rPr>
+        <w:t>定時上架、訂單統整、帳目管理，提升賣家效率。</w:t>
+      </w:r>
+    </w:p>
+    <w:p>
+      <w:pPr>
+        <w:spacing w:before="60" w:after="60"/>
+        <w:rPr>
+          <w:rFonts w:ascii="標楷體" w:eastAsia="標楷體" w:hAnsi="標楷體" w:cs="標楷體"/>
+          <w:sz w:val="28"/>
+          <w:szCs w:val="28"/>
+        </w:rPr>
+      </w:pPr>
+      <w:r>
+        <w:rPr>
+          <w:rFonts w:ascii="標楷體" w:eastAsia="標楷體" w:hAnsi="標楷體" w:cs="標楷體" w:hint="eastAsia"/>
+          <w:sz w:val="28"/>
+          <w:szCs w:val="28"/>
+        </w:rPr>
         <w:lastRenderedPageBreak/>
-        <w:t>三、系統功能簡介</w:t>
-      </w:r>
-    </w:p>
-    <w:p>
-      <w:pPr>
-        <w:spacing w:before="60" w:after="60"/>
-        <w:rPr>
-          <w:rFonts w:ascii="標楷體" w:eastAsia="標楷體" w:hAnsi="標楷體" w:cs="標楷體"/>
-          <w:sz w:val="28"/>
-          <w:szCs w:val="28"/>
-        </w:rPr>
-      </w:pPr>
-      <w:r>
-        <w:rPr>
-          <w:rFonts w:ascii="標楷體" w:eastAsia="標楷體" w:hAnsi="標楷體" w:cs="標楷體" w:hint="eastAsia"/>
-          <w:sz w:val="28"/>
-          <w:szCs w:val="28"/>
-        </w:rPr>
-        <w:t>1</w:t>
-      </w:r>
-      <w:r>
-        <w:rPr>
-          <w:rFonts w:ascii="標楷體" w:eastAsia="標楷體" w:hAnsi="標楷體" w:cs="標楷體"/>
-          <w:sz w:val="28"/>
-          <w:szCs w:val="28"/>
-        </w:rPr>
-        <w:t>.</w:t>
-      </w:r>
-      <w:r>
-        <w:rPr>
-          <w:rFonts w:ascii="標楷體" w:eastAsia="標楷體" w:hAnsi="標楷體" w:cs="標楷體"/>
-          <w:sz w:val="28"/>
-          <w:szCs w:val="28"/>
-        </w:rPr>
-        <w:t>AI</w:t>
-      </w:r>
-      <w:r>
-        <w:rPr>
-          <w:rFonts w:ascii="標楷體" w:eastAsia="標楷體" w:hAnsi="標楷體" w:cs="標楷體" w:hint="eastAsia"/>
-          <w:sz w:val="28"/>
-          <w:szCs w:val="28"/>
-        </w:rPr>
-        <w:t>圖片切割：</w:t>
-      </w:r>
-      <w:r>
-        <w:rPr>
-          <w:rFonts w:eastAsia="標楷體" w:hint="eastAsia"/>
-          <w:sz w:val="28"/>
-          <w:szCs w:val="28"/>
-        </w:rPr>
-        <w:t>多項商品需要販售，卻需要拍攝多張</w:t>
-      </w:r>
-      <w:r>
-        <w:rPr>
-          <w:rFonts w:eastAsia="標楷體" w:hint="eastAsia"/>
-          <w:sz w:val="28"/>
-          <w:szCs w:val="28"/>
-        </w:rPr>
-        <w:t>單</w:t>
-      </w:r>
-      <w:r>
-        <w:rPr>
-          <w:rFonts w:eastAsia="標楷體" w:hint="eastAsia"/>
-          <w:sz w:val="28"/>
-          <w:szCs w:val="28"/>
-        </w:rPr>
-        <w:t>個</w:t>
-      </w:r>
-      <w:r>
-        <w:rPr>
-          <w:rFonts w:eastAsia="標楷體" w:hint="eastAsia"/>
-          <w:sz w:val="28"/>
-          <w:szCs w:val="28"/>
-        </w:rPr>
-        <w:t>商品</w:t>
-      </w:r>
-      <w:r>
-        <w:rPr>
-          <w:rFonts w:eastAsia="標楷體" w:hint="eastAsia"/>
-          <w:sz w:val="28"/>
-          <w:szCs w:val="28"/>
-        </w:rPr>
-        <w:t>圖片</w:t>
-      </w:r>
-      <w:r>
-        <w:rPr>
-          <w:rFonts w:eastAsia="標楷體" w:hint="eastAsia"/>
-          <w:sz w:val="28"/>
-          <w:szCs w:val="28"/>
-        </w:rPr>
-        <w:t xml:space="preserve">? </w:t>
-      </w:r>
-      <w:r>
-        <w:rPr>
-          <w:rFonts w:eastAsia="標楷體" w:hint="eastAsia"/>
-          <w:sz w:val="28"/>
-          <w:szCs w:val="28"/>
-        </w:rPr>
-        <w:t>透過該功</w:t>
-      </w:r>
-      <w:r>
-        <w:rPr>
-          <w:rFonts w:eastAsia="標楷體" w:hint="eastAsia"/>
-          <w:sz w:val="28"/>
-          <w:szCs w:val="28"/>
-        </w:rPr>
-        <w:t>能，只需拍一張商品的全家福，自動幫您切割出每項商品照片</w:t>
-      </w:r>
-      <w:r>
-        <w:rPr>
-          <w:rFonts w:eastAsia="標楷體" w:hint="eastAsia"/>
-          <w:sz w:val="28"/>
-          <w:szCs w:val="28"/>
-        </w:rPr>
-        <w:t>，加速商品上架流程</w:t>
-      </w:r>
-      <w:r>
-        <w:rPr>
-          <w:rFonts w:eastAsia="標楷體" w:hint="eastAsia"/>
-          <w:sz w:val="28"/>
-          <w:szCs w:val="28"/>
-        </w:rPr>
-        <w:t>。</w:t>
-      </w:r>
-    </w:p>
-    <w:p>
-      <w:pPr>
-        <w:spacing w:before="60" w:after="60"/>
-        <w:rPr>
-          <w:rFonts w:ascii="標楷體" w:eastAsia="標楷體" w:hAnsi="標楷體" w:cs="標楷體"/>
-          <w:sz w:val="28"/>
-          <w:szCs w:val="28"/>
-          <w:lang w:val="en-US"/>
-        </w:rPr>
-      </w:pPr>
-      <w:r>
-        <w:rPr>
-          <w:rFonts w:ascii="標楷體" w:eastAsia="標楷體" w:hAnsi="標楷體" w:cs="標楷體" w:hint="eastAsia"/>
-          <w:sz w:val="28"/>
-          <w:szCs w:val="28"/>
-        </w:rPr>
-        <w:t>2</w:t>
-      </w:r>
-      <w:r>
-        <w:rPr>
-          <w:rFonts w:ascii="標楷體" w:eastAsia="標楷體" w:hAnsi="標楷體" w:cs="標楷體"/>
-          <w:sz w:val="28"/>
-          <w:szCs w:val="28"/>
-        </w:rPr>
-        <w:t>.</w:t>
-      </w:r>
-      <w:r>
-        <w:rPr>
-          <w:rFonts w:ascii="標楷體" w:eastAsia="標楷體" w:hAnsi="標楷體" w:cs="標楷體" w:hint="eastAsia"/>
-          <w:sz w:val="28"/>
-          <w:szCs w:val="28"/>
-        </w:rPr>
-        <w:t>商品上架 - 能夠自行上架想發售的商品。</w:t>
-      </w:r>
-    </w:p>
-    <w:p>
-      <w:pPr>
-        <w:spacing w:before="60" w:after="60"/>
-        <w:rPr>
-          <w:rFonts w:ascii="標楷體" w:eastAsia="標楷體" w:hAnsi="標楷體" w:cs="標楷體"/>
-          <w:sz w:val="28"/>
-          <w:szCs w:val="28"/>
-        </w:rPr>
-      </w:pPr>
-      <w:r>
-        <w:rPr>
-          <w:rFonts w:ascii="標楷體" w:eastAsia="標楷體" w:hAnsi="標楷體" w:cs="標楷體" w:hint="eastAsia"/>
-          <w:sz w:val="28"/>
-          <w:szCs w:val="28"/>
-        </w:rPr>
-        <w:t>3</w:t>
-      </w:r>
-      <w:r>
-        <w:rPr>
-          <w:rFonts w:ascii="標楷體" w:eastAsia="標楷體" w:hAnsi="標楷體" w:cs="標楷體"/>
-          <w:sz w:val="28"/>
-          <w:szCs w:val="28"/>
-        </w:rPr>
-        <w:t>.</w:t>
-      </w:r>
-      <w:r>
-        <w:rPr>
-          <w:rFonts w:ascii="標楷體" w:eastAsia="標楷體" w:hAnsi="標楷體" w:cs="標楷體" w:hint="eastAsia"/>
-          <w:sz w:val="28"/>
-          <w:szCs w:val="28"/>
-        </w:rPr>
-        <w:t>收物帖發布 - 如果有想要的東西，可以透過該功能發出需求</w:t>
-      </w:r>
-      <w:r>
-        <w:rPr>
-          <w:rFonts w:ascii="標楷體" w:eastAsia="標楷體" w:hAnsi="標楷體" w:cs="標楷體" w:hint="eastAsia"/>
-          <w:sz w:val="28"/>
-          <w:szCs w:val="28"/>
-        </w:rPr>
-        <w:t>，賣家也可主動傳送自己的售物帖</w:t>
-      </w:r>
-      <w:r>
-        <w:rPr>
-          <w:rFonts w:ascii="標楷體" w:eastAsia="標楷體" w:hAnsi="標楷體" w:cs="標楷體" w:hint="eastAsia"/>
-          <w:sz w:val="28"/>
-          <w:szCs w:val="28"/>
-        </w:rPr>
-        <w:t>給該收物帖</w:t>
-      </w:r>
-      <w:r>
-        <w:rPr>
-          <w:rFonts w:ascii="標楷體" w:eastAsia="標楷體" w:hAnsi="標楷體" w:cs="標楷體" w:hint="eastAsia"/>
-          <w:sz w:val="28"/>
-          <w:szCs w:val="28"/>
-        </w:rPr>
-        <w:t>。</w:t>
-      </w:r>
-    </w:p>
-    <w:p>
-      <w:pPr>
-        <w:spacing w:before="60" w:after="60"/>
-        <w:rPr>
-          <w:rFonts w:ascii="標楷體" w:eastAsia="標楷體" w:hAnsi="標楷體" w:cs="標楷體"/>
-          <w:sz w:val="28"/>
-          <w:szCs w:val="28"/>
-        </w:rPr>
-      </w:pPr>
-      <w:r>
-        <w:rPr>
-          <w:rFonts w:ascii="標楷體" w:eastAsia="標楷體" w:hAnsi="標楷體" w:cs="標楷體" w:hint="eastAsia"/>
-          <w:sz w:val="28"/>
-          <w:szCs w:val="28"/>
-        </w:rPr>
-        <w:t>4</w:t>
-      </w:r>
-      <w:r>
-        <w:rPr>
-          <w:rFonts w:ascii="標楷體" w:eastAsia="標楷體" w:hAnsi="標楷體" w:cs="標楷體"/>
-          <w:sz w:val="28"/>
-          <w:szCs w:val="28"/>
-        </w:rPr>
-        <w:t>.</w:t>
-      </w:r>
-      <w:r>
-        <w:rPr>
-          <w:rFonts w:ascii="標楷體" w:eastAsia="標楷體" w:hAnsi="標楷體" w:cs="標楷體" w:hint="eastAsia"/>
-          <w:sz w:val="28"/>
-          <w:szCs w:val="28"/>
-        </w:rPr>
-        <w:t>個人主頁：方便他人</w:t>
-      </w:r>
-      <w:r>
-        <w:rPr>
-          <w:rFonts w:ascii="標楷體" w:eastAsia="標楷體" w:hAnsi="標楷體" w:cs="標楷體" w:hint="eastAsia"/>
-          <w:sz w:val="28"/>
-          <w:szCs w:val="28"/>
-        </w:rPr>
-        <w:t>尋找該用戶其他賣場和收物帖</w:t>
-      </w:r>
-      <w:r>
-        <w:rPr>
-          <w:rFonts w:ascii="標楷體" w:eastAsia="標楷體" w:hAnsi="標楷體" w:cs="標楷體" w:hint="eastAsia"/>
-          <w:sz w:val="28"/>
-          <w:szCs w:val="28"/>
-        </w:rPr>
-        <w:t>。</w:t>
-      </w:r>
-    </w:p>
-    <w:p>
-      <w:pPr>
-        <w:spacing w:before="60" w:after="60"/>
-        <w:rPr>
-          <w:rFonts w:ascii="標楷體" w:eastAsia="標楷體" w:hAnsi="標楷體" w:cs="標楷體"/>
-          <w:sz w:val="28"/>
-          <w:szCs w:val="28"/>
-        </w:rPr>
-      </w:pPr>
-      <w:r>
-        <w:rPr>
-          <w:rFonts w:ascii="標楷體" w:eastAsia="標楷體" w:hAnsi="標楷體" w:cs="標楷體" w:hint="eastAsia"/>
-          <w:sz w:val="28"/>
-          <w:szCs w:val="28"/>
-        </w:rPr>
-        <w:t>5</w:t>
-      </w:r>
-      <w:r>
-        <w:rPr>
-          <w:rFonts w:ascii="標楷體" w:eastAsia="標楷體" w:hAnsi="標楷體" w:cs="標楷體"/>
-          <w:sz w:val="28"/>
-          <w:szCs w:val="28"/>
-        </w:rPr>
-        <w:t>.</w:t>
-      </w:r>
-      <w:r>
-        <w:rPr>
-          <w:rFonts w:ascii="標楷體" w:eastAsia="標楷體" w:hAnsi="標楷體" w:cs="標楷體" w:hint="eastAsia"/>
-          <w:sz w:val="28"/>
-          <w:szCs w:val="28"/>
-        </w:rPr>
-        <w:t>收藏：</w:t>
-      </w:r>
-      <w:r>
-        <w:rPr>
-          <w:rFonts w:ascii="標楷體" w:eastAsia="標楷體" w:hAnsi="標楷體" w:cs="標楷體" w:hint="eastAsia"/>
-          <w:sz w:val="28"/>
-          <w:szCs w:val="28"/>
-        </w:rPr>
-        <w:t>將自己喜愛</w:t>
-      </w:r>
-      <w:r>
-        <w:rPr>
-          <w:rFonts w:ascii="標楷體" w:eastAsia="標楷體" w:hAnsi="標楷體" w:cs="標楷體" w:hint="eastAsia"/>
-          <w:sz w:val="28"/>
-          <w:szCs w:val="28"/>
-        </w:rPr>
-        <w:t>/正在考慮</w:t>
-      </w:r>
-      <w:r>
-        <w:rPr>
-          <w:rFonts w:ascii="標楷體" w:eastAsia="標楷體" w:hAnsi="標楷體" w:cs="標楷體" w:hint="eastAsia"/>
-          <w:sz w:val="28"/>
-          <w:szCs w:val="28"/>
-        </w:rPr>
-        <w:t>的商店</w:t>
-      </w:r>
-      <w:r>
-        <w:rPr>
-          <w:rFonts w:ascii="標楷體" w:eastAsia="標楷體" w:hAnsi="標楷體" w:cs="標楷體" w:hint="eastAsia"/>
-          <w:sz w:val="28"/>
-          <w:szCs w:val="28"/>
-        </w:rPr>
-        <w:t>暫時存</w:t>
-      </w:r>
-      <w:r>
-        <w:rPr>
-          <w:rFonts w:ascii="標楷體" w:eastAsia="標楷體" w:hAnsi="標楷體" w:cs="標楷體" w:hint="eastAsia"/>
-          <w:sz w:val="28"/>
-          <w:szCs w:val="28"/>
-        </w:rPr>
-        <w:t>著</w:t>
-      </w:r>
-      <w:r>
-        <w:rPr>
-          <w:rFonts w:ascii="標楷體" w:eastAsia="標楷體" w:hAnsi="標楷體" w:cs="標楷體" w:hint="eastAsia"/>
-          <w:sz w:val="28"/>
-          <w:szCs w:val="28"/>
-        </w:rPr>
-        <w:t>。</w:t>
-      </w:r>
-    </w:p>
-    <w:p>
-      <w:pPr>
-        <w:spacing w:before="60" w:after="60"/>
-        <w:rPr>
-          <w:rFonts w:ascii="標楷體" w:eastAsia="標楷體" w:hAnsi="標楷體" w:cs="標楷體"/>
-          <w:sz w:val="28"/>
-          <w:szCs w:val="28"/>
-        </w:rPr>
-      </w:pPr>
-      <w:r>
-        <w:rPr>
-          <w:rFonts w:ascii="標楷體" w:eastAsia="標楷體" w:hAnsi="標楷體" w:cs="標楷體" w:hint="eastAsia"/>
-          <w:sz w:val="28"/>
-          <w:szCs w:val="28"/>
-        </w:rPr>
-        <w:t>6</w:t>
-      </w:r>
-      <w:r>
-        <w:rPr>
-          <w:rFonts w:ascii="標楷體" w:eastAsia="標楷體" w:hAnsi="標楷體" w:cs="標楷體"/>
-          <w:sz w:val="28"/>
-          <w:szCs w:val="28"/>
-        </w:rPr>
-        <w:t>.</w:t>
-      </w:r>
-      <w:r>
-        <w:rPr>
-          <w:rFonts w:ascii="標楷體" w:eastAsia="標楷體" w:hAnsi="標楷體" w:cs="標楷體" w:hint="eastAsia"/>
-          <w:sz w:val="28"/>
-          <w:szCs w:val="28"/>
-        </w:rPr>
-        <w:t>記帳本：</w:t>
-      </w:r>
-      <w:r>
-        <w:rPr>
-          <w:rFonts w:ascii="標楷體" w:eastAsia="標楷體" w:hAnsi="標楷體" w:cs="標楷體" w:hint="eastAsia"/>
-          <w:sz w:val="28"/>
-          <w:szCs w:val="28"/>
-        </w:rPr>
-        <w:t>了解自己消費以及販售</w:t>
-      </w:r>
-      <w:r>
-        <w:rPr>
-          <w:rFonts w:ascii="標楷體" w:eastAsia="標楷體" w:hAnsi="標楷體" w:cs="標楷體" w:hint="eastAsia"/>
-          <w:sz w:val="28"/>
-          <w:szCs w:val="28"/>
-        </w:rPr>
-        <w:t>等金額，擁有圖表以及明細可供</w:t>
-      </w:r>
-      <w:r>
-        <w:rPr>
-          <w:rFonts w:ascii="標楷體" w:eastAsia="標楷體" w:hAnsi="標楷體" w:cs="標楷體" w:hint="eastAsia"/>
-          <w:sz w:val="28"/>
-          <w:szCs w:val="28"/>
-        </w:rPr>
-        <w:t>使用。</w:t>
-      </w:r>
-    </w:p>
-    <w:p>
-      <w:pPr>
-        <w:spacing w:before="60" w:after="60"/>
-        <w:rPr>
-          <w:rFonts w:ascii="標楷體" w:eastAsia="標楷體" w:hAnsi="標楷體" w:cs="標楷體"/>
-          <w:sz w:val="28"/>
-          <w:szCs w:val="28"/>
-        </w:rPr>
-      </w:pPr>
-      <w:r>
-        <w:rPr>
-          <w:rFonts w:ascii="標楷體" w:eastAsia="標楷體" w:hAnsi="標楷體" w:cs="標楷體"/>
-          <w:sz w:val="28"/>
-          <w:szCs w:val="28"/>
-        </w:rPr>
-        <w:t>7.</w:t>
-      </w:r>
-      <w:r>
-        <w:rPr>
-          <w:rFonts w:ascii="標楷體" w:eastAsia="標楷體" w:hAnsi="標楷體" w:cs="標楷體" w:hint="eastAsia"/>
-          <w:sz w:val="28"/>
-          <w:szCs w:val="28"/>
-        </w:rPr>
-        <w:t>買/賣方管理：了解自己目前所有訂單管理，包含</w:t>
-      </w:r>
-      <w:r>
-        <w:rPr>
-          <w:rFonts w:ascii="標楷體" w:eastAsia="標楷體" w:hAnsi="標楷體" w:cs="標楷體" w:hint="eastAsia"/>
-          <w:sz w:val="28"/>
-          <w:szCs w:val="28"/>
-        </w:rPr>
-        <w:t>訂單</w:t>
-      </w:r>
-      <w:r>
-        <w:rPr>
-          <w:rFonts w:ascii="標楷體" w:eastAsia="標楷體" w:hAnsi="標楷體" w:cs="標楷體" w:hint="eastAsia"/>
-          <w:sz w:val="28"/>
-          <w:szCs w:val="28"/>
-        </w:rPr>
-        <w:t>是否已付款，出貨，完成</w:t>
-      </w:r>
-      <w:r>
-        <w:rPr>
-          <w:rFonts w:ascii="標楷體" w:eastAsia="標楷體" w:hAnsi="標楷體" w:cs="標楷體" w:hint="eastAsia"/>
-          <w:sz w:val="28"/>
-          <w:szCs w:val="28"/>
-        </w:rPr>
-        <w:t>，取消</w:t>
-      </w:r>
-      <w:r>
-        <w:rPr>
-          <w:rFonts w:ascii="標楷體" w:eastAsia="標楷體" w:hAnsi="標楷體" w:cs="標楷體" w:hint="eastAsia"/>
-          <w:sz w:val="28"/>
-          <w:szCs w:val="28"/>
-        </w:rPr>
-        <w:t>等功能</w:t>
-      </w:r>
-      <w:r>
-        <w:rPr>
-          <w:rFonts w:ascii="標楷體" w:eastAsia="標楷體" w:hAnsi="標楷體" w:cs="標楷體" w:hint="eastAsia"/>
-          <w:sz w:val="28"/>
-          <w:szCs w:val="28"/>
-        </w:rPr>
-        <w:t>。</w:t>
-      </w:r>
-    </w:p>
-    <w:p>
-      <w:pPr>
-        <w:spacing w:before="60" w:after="60"/>
-        <w:rPr>
-          <w:rFonts w:ascii="標楷體" w:eastAsia="標楷體" w:hAnsi="標楷體" w:cs="標楷體"/>
-          <w:sz w:val="28"/>
-          <w:szCs w:val="28"/>
-        </w:rPr>
-      </w:pPr>
-      <w:r>
-        <w:rPr>
-          <w:rFonts w:ascii="標楷體" w:eastAsia="標楷體" w:hAnsi="標楷體" w:cs="標楷體" w:hint="eastAsia"/>
-          <w:sz w:val="28"/>
-          <w:szCs w:val="28"/>
-        </w:rPr>
-        <w:t>8</w:t>
-      </w:r>
-      <w:r>
-        <w:rPr>
-          <w:rFonts w:ascii="標楷體" w:eastAsia="標楷體" w:hAnsi="標楷體" w:cs="標楷體"/>
-          <w:sz w:val="28"/>
-          <w:szCs w:val="28"/>
-        </w:rPr>
-        <w:t>.</w:t>
-      </w:r>
-      <w:r>
-        <w:rPr>
-          <w:rFonts w:ascii="標楷體" w:eastAsia="標楷體" w:hAnsi="標楷體" w:cs="標楷體" w:hint="eastAsia"/>
-          <w:sz w:val="28"/>
-          <w:szCs w:val="28"/>
-        </w:rPr>
-        <w:t>追蹤標籤</w:t>
-      </w:r>
-      <w:r>
-        <w:rPr>
-          <w:rFonts w:ascii="標楷體" w:eastAsia="標楷體" w:hAnsi="標楷體" w:cs="標楷體" w:hint="eastAsia"/>
-          <w:sz w:val="28"/>
-          <w:szCs w:val="28"/>
-        </w:rPr>
-        <w:t>：</w:t>
-      </w:r>
-      <w:r>
-        <w:rPr>
-          <w:rFonts w:ascii="標楷體" w:eastAsia="標楷體" w:hAnsi="標楷體" w:cs="標楷體" w:hint="eastAsia"/>
-          <w:sz w:val="28"/>
-          <w:szCs w:val="28"/>
-        </w:rPr>
-        <w:t>可以存下自己喜歡的商品系列標籤，方便查詢。</w:t>
-      </w:r>
-    </w:p>
-    <w:p>
-      <w:pPr>
-        <w:spacing w:before="60" w:after="60"/>
-        <w:rPr>
-          <w:rFonts w:ascii="標楷體" w:eastAsia="標楷體" w:hAnsi="標楷體" w:cs="標楷體"/>
-          <w:sz w:val="28"/>
-          <w:szCs w:val="28"/>
-        </w:rPr>
-      </w:pPr>
-      <w:r>
-        <w:rPr>
-          <w:rFonts w:ascii="標楷體" w:eastAsia="標楷體" w:hAnsi="標楷體" w:cs="標楷體" w:hint="eastAsia"/>
-          <w:sz w:val="28"/>
-          <w:szCs w:val="28"/>
-        </w:rPr>
-        <w:t>9</w:t>
-      </w:r>
-      <w:r>
-        <w:rPr>
-          <w:rFonts w:ascii="標楷體" w:eastAsia="標楷體" w:hAnsi="標楷體" w:cs="標楷體"/>
-          <w:sz w:val="28"/>
-          <w:szCs w:val="28"/>
-        </w:rPr>
-        <w:t>.</w:t>
-      </w:r>
-      <w:r>
-        <w:rPr>
-          <w:rFonts w:ascii="標楷體" w:eastAsia="標楷體" w:hAnsi="標楷體" w:cs="標楷體" w:hint="eastAsia"/>
-          <w:sz w:val="28"/>
-          <w:szCs w:val="28"/>
-        </w:rPr>
-        <w:t>評價系統</w:t>
-      </w:r>
-      <w:r>
-        <w:rPr>
-          <w:rFonts w:ascii="標楷體" w:eastAsia="標楷體" w:hAnsi="標楷體" w:cs="標楷體" w:hint="eastAsia"/>
-          <w:sz w:val="28"/>
-          <w:szCs w:val="28"/>
-        </w:rPr>
-        <w:t>：</w:t>
-      </w:r>
-      <w:r>
-        <w:rPr>
-          <w:rFonts w:ascii="標楷體" w:eastAsia="標楷體" w:hAnsi="標楷體" w:cs="標楷體" w:hint="eastAsia"/>
-          <w:sz w:val="28"/>
-          <w:szCs w:val="28"/>
-        </w:rPr>
-        <w:t>在Facebook社團交易中，常常因為無法得知一個人的交易信用度而導致了非常多詐騙，因此我們的系統增加了此項目用於讓使用者了解該賣家的過去銷售狀況。</w:t>
-      </w:r>
-    </w:p>
-    <w:p>
-      <w:pPr>
-        <w:spacing w:before="60" w:after="60"/>
-        <w:rPr>
-          <w:rFonts w:ascii="標楷體" w:eastAsia="標楷體" w:hAnsi="標楷體" w:cs="標楷體"/>
-          <w:sz w:val="28"/>
-          <w:szCs w:val="28"/>
-        </w:rPr>
-      </w:pPr>
-      <w:r>
-        <w:rPr>
-          <w:rFonts w:ascii="標楷體" w:eastAsia="標楷體" w:hAnsi="標楷體" w:cs="標楷體"/>
-          <w:sz w:val="28"/>
-          <w:szCs w:val="28"/>
-        </w:rPr>
-        <w:t>10.</w:t>
-      </w:r>
-      <w:r>
-        <w:rPr>
-          <w:rFonts w:ascii="標楷體" w:eastAsia="標楷體" w:hAnsi="標楷體" w:cs="標楷體" w:hint="eastAsia"/>
-          <w:sz w:val="28"/>
-          <w:szCs w:val="28"/>
-        </w:rPr>
-        <w:t>多帶機制</w:t>
-      </w:r>
-      <w:r>
-        <w:rPr>
-          <w:rFonts w:ascii="標楷體" w:eastAsia="標楷體" w:hAnsi="標楷體" w:cs="標楷體" w:hint="eastAsia"/>
-          <w:sz w:val="28"/>
-          <w:szCs w:val="28"/>
-        </w:rPr>
-        <w:t>：</w:t>
-      </w:r>
-      <w:r>
-        <w:rPr>
-          <w:rFonts w:ascii="標楷體" w:eastAsia="標楷體" w:hAnsi="標楷體" w:cs="標楷體" w:hint="eastAsia"/>
-          <w:sz w:val="28"/>
-          <w:szCs w:val="28"/>
-        </w:rPr>
-        <w:t>如果</w:t>
-      </w:r>
-      <w:r>
-        <w:rPr>
-          <w:rFonts w:ascii="標楷體" w:eastAsia="標楷體" w:hAnsi="標楷體" w:cs="標楷體" w:hint="eastAsia"/>
-          <w:sz w:val="28"/>
-          <w:szCs w:val="28"/>
-        </w:rPr>
-        <w:t>某個</w:t>
-      </w:r>
-      <w:r>
-        <w:rPr>
-          <w:rFonts w:ascii="標楷體" w:eastAsia="標楷體" w:hAnsi="標楷體" w:cs="標楷體" w:hint="eastAsia"/>
-          <w:sz w:val="28"/>
-          <w:szCs w:val="28"/>
-        </w:rPr>
-        <w:t xml:space="preserve">商品很多人想要怎麼辦? </w:t>
-      </w:r>
-    </w:p>
-    <w:p>
-      <w:pPr>
-        <w:spacing w:before="60" w:after="60"/>
-        <w:rPr>
-          <w:rFonts w:ascii="標楷體" w:eastAsia="標楷體" w:hAnsi="標楷體" w:cs="標楷體"/>
-          <w:sz w:val="28"/>
-          <w:szCs w:val="28"/>
-        </w:rPr>
-      </w:pPr>
-      <w:r>
-        <w:rPr>
-          <w:rFonts w:ascii="標楷體" w:eastAsia="標楷體" w:hAnsi="標楷體" w:cs="標楷體" w:hint="eastAsia"/>
-          <w:sz w:val="28"/>
-          <w:szCs w:val="28"/>
-        </w:rPr>
-        <w:t>賣家可自行決定銷售方式</w:t>
-      </w:r>
-      <w:r>
-        <w:rPr>
-          <w:rFonts w:ascii="標楷體" w:eastAsia="標楷體" w:hAnsi="標楷體" w:cs="標楷體" w:hint="eastAsia"/>
-          <w:sz w:val="28"/>
-          <w:szCs w:val="28"/>
-        </w:rPr>
-        <w:t>，例如：</w:t>
-      </w:r>
-      <w:r>
-        <w:rPr>
-          <w:rFonts w:ascii="標楷體" w:eastAsia="標楷體" w:hAnsi="標楷體" w:cs="標楷體" w:hint="eastAsia"/>
-          <w:sz w:val="28"/>
-          <w:szCs w:val="28"/>
-        </w:rPr>
-        <w:t>誰收的商品多，或是花費的價格高，也可以是誰先下單就是誰的，。</w:t>
-      </w:r>
-    </w:p>
-    <w:p>
-      <w:pPr>
-        <w:spacing w:before="60" w:after="60"/>
-        <w:rPr>
-          <w:rFonts w:ascii="標楷體" w:eastAsia="標楷體" w:hAnsi="標楷體" w:cs="標楷體"/>
-          <w:sz w:val="28"/>
-          <w:szCs w:val="28"/>
-          <w:lang w:val="en-US"/>
-        </w:rPr>
-      </w:pPr>
-      <w:r>
-        <w:rPr>
-          <w:rFonts w:ascii="標楷體" w:eastAsia="標楷體" w:hAnsi="標楷體" w:cs="標楷體" w:hint="eastAsia"/>
-          <w:sz w:val="28"/>
-          <w:szCs w:val="28"/>
-          <w:lang w:val="en-US"/>
-        </w:rPr>
-        <w:t>1</w:t>
-      </w:r>
-      <w:r>
-        <w:rPr>
-          <w:rFonts w:ascii="標楷體" w:eastAsia="標楷體" w:hAnsi="標楷體" w:cs="標楷體"/>
-          <w:sz w:val="28"/>
-          <w:szCs w:val="28"/>
-          <w:lang w:val="en-US"/>
-        </w:rPr>
-        <w:t>1.</w:t>
-      </w:r>
-      <w:r>
-        <w:rPr>
-          <w:rFonts w:ascii="標楷體" w:eastAsia="標楷體" w:hAnsi="標楷體" w:cs="標楷體" w:hint="eastAsia"/>
-          <w:sz w:val="28"/>
-          <w:szCs w:val="28"/>
-          <w:lang w:val="en-US"/>
-        </w:rPr>
-        <w:t>購物車：</w:t>
-      </w:r>
-      <w:r>
-        <w:rPr>
-          <w:rFonts w:ascii="標楷體" w:eastAsia="標楷體" w:hAnsi="標楷體" w:cs="標楷體" w:hint="eastAsia"/>
-          <w:sz w:val="28"/>
-          <w:szCs w:val="28"/>
-          <w:lang w:val="en-US"/>
-        </w:rPr>
-        <w:t>結帳</w:t>
-      </w:r>
-      <w:r>
-        <w:rPr>
-          <w:rFonts w:ascii="標楷體" w:eastAsia="標楷體" w:hAnsi="標楷體" w:cs="標楷體" w:hint="eastAsia"/>
-          <w:sz w:val="28"/>
-          <w:szCs w:val="28"/>
-          <w:lang w:val="en-US"/>
-        </w:rPr>
-        <w:t xml:space="preserve"> </w:t>
-      </w:r>
-      <w:r>
-        <w:rPr>
-          <w:rFonts w:ascii="標楷體" w:eastAsia="標楷體" w:hAnsi="標楷體" w:cs="標楷體" w:hint="eastAsia"/>
-          <w:sz w:val="28"/>
-          <w:szCs w:val="28"/>
-          <w:lang w:val="en-US"/>
-        </w:rPr>
-        <w:t>&amp;</w:t>
-      </w:r>
-      <w:r>
-        <w:rPr>
-          <w:rFonts w:ascii="標楷體" w:eastAsia="標楷體" w:hAnsi="標楷體" w:cs="標楷體" w:hint="eastAsia"/>
-          <w:sz w:val="28"/>
-          <w:szCs w:val="28"/>
-          <w:lang w:val="en-US"/>
-        </w:rPr>
-        <w:t xml:space="preserve"> </w:t>
-      </w:r>
-      <w:r>
-        <w:rPr>
-          <w:rFonts w:ascii="標楷體" w:eastAsia="標楷體" w:hAnsi="標楷體" w:cs="標楷體" w:hint="eastAsia"/>
-          <w:sz w:val="28"/>
-          <w:szCs w:val="28"/>
-          <w:lang w:val="en-US"/>
-        </w:rPr>
-        <w:t>暫時存放自己想消費的物品</w:t>
-      </w:r>
-      <w:r>
-        <w:rPr>
-          <w:rFonts w:ascii="標楷體" w:eastAsia="標楷體" w:hAnsi="標楷體" w:cs="標楷體" w:hint="eastAsia"/>
-          <w:sz w:val="28"/>
-          <w:szCs w:val="28"/>
-          <w:lang w:val="en-US"/>
-        </w:rPr>
-        <w:t>的地方</w:t>
-      </w:r>
-      <w:r>
-        <w:rPr>
-          <w:rFonts w:ascii="標楷體" w:eastAsia="標楷體" w:hAnsi="標楷體" w:cs="標楷體" w:hint="eastAsia"/>
-          <w:sz w:val="28"/>
-          <w:szCs w:val="28"/>
-          <w:lang w:val="en-US"/>
-        </w:rPr>
-        <w:t>。</w:t>
-      </w:r>
-    </w:p>
-    <w:p>
-      <w:pPr>
-        <w:spacing w:before="60" w:after="60"/>
-        <w:rPr>
-          <w:rFonts w:ascii="標楷體" w:eastAsia="標楷體" w:hAnsi="標楷體" w:cs="標楷體"/>
-          <w:sz w:val="28"/>
-          <w:szCs w:val="28"/>
-          <w:lang w:val="en-US"/>
-        </w:rPr>
-      </w:pPr>
-    </w:p>
-    <w:p>
-      <w:pPr>
-        <w:spacing w:before="60" w:after="60"/>
-        <w:rPr>
-          <w:rFonts w:ascii="標楷體" w:eastAsia="標楷體" w:hAnsi="標楷體" w:cs="標楷體"/>
-          <w:b/>
-          <w:sz w:val="28"/>
-          <w:szCs w:val="28"/>
-        </w:rPr>
-      </w:pPr>
-      <w:r>
-        <w:rPr>
-          <w:rFonts w:ascii="標楷體" w:eastAsia="標楷體" w:hAnsi="標楷體" w:cs="標楷體"/>
-          <w:b/>
-          <w:sz w:val="28"/>
-          <w:szCs w:val="28"/>
-        </w:rPr>
-        <w:t>四、系統特色</w:t>
-      </w:r>
-    </w:p>
-    <w:p>
-      <w:pPr>
-        <w:spacing w:before="60" w:after="60"/>
-        <w:rPr>
-          <w:rFonts w:ascii="標楷體" w:eastAsia="標楷體" w:hAnsi="標楷體" w:cs="標楷體"/>
-          <w:sz w:val="28"/>
-          <w:szCs w:val="28"/>
-        </w:rPr>
-      </w:pPr>
-      <w:r>
-        <w:rPr>
-          <w:rFonts w:ascii="標楷體" w:eastAsia="標楷體" w:hAnsi="標楷體" w:cs="標楷體" w:hint="eastAsia"/>
-          <w:sz w:val="28"/>
-          <w:szCs w:val="28"/>
-        </w:rPr>
-        <w:t>社群交易規則標準化</w:t>
-      </w:r>
-      <w:r>
-        <w:rPr>
-          <w:rFonts w:ascii="標楷體" w:eastAsia="標楷體" w:hAnsi="標楷體" w:cs="標楷體" w:hint="eastAsia"/>
-          <w:sz w:val="28"/>
-          <w:szCs w:val="28"/>
-        </w:rPr>
-        <w:t>：</w:t>
-      </w:r>
-      <w:r>
-        <w:rPr>
-          <w:rFonts w:ascii="標楷體" w:eastAsia="標楷體" w:hAnsi="標楷體" w:cs="標楷體" w:hint="eastAsia"/>
-          <w:sz w:val="28"/>
-          <w:szCs w:val="28"/>
-        </w:rPr>
-        <w:t>將傳統</w:t>
-      </w:r>
-      <w:r>
-        <w:rPr>
-          <w:rFonts w:ascii="標楷體" w:eastAsia="標楷體" w:hAnsi="標楷體" w:cs="標楷體" w:hint="eastAsia"/>
-          <w:sz w:val="28"/>
-          <w:szCs w:val="28"/>
-        </w:rPr>
-        <w:t>交易規則</w:t>
-      </w:r>
-      <w:r>
-        <w:rPr>
-          <w:rFonts w:ascii="標楷體" w:eastAsia="標楷體" w:hAnsi="標楷體" w:cs="標楷體" w:hint="eastAsia"/>
-          <w:sz w:val="28"/>
-          <w:szCs w:val="28"/>
-        </w:rPr>
-        <w:t>以及</w:t>
-      </w:r>
-      <w:r>
-        <w:rPr>
-          <w:rFonts w:ascii="標楷體" w:eastAsia="標楷體" w:hAnsi="標楷體" w:cs="標楷體" w:hint="eastAsia"/>
-          <w:sz w:val="28"/>
-          <w:szCs w:val="28"/>
-        </w:rPr>
-        <w:t>流程，轉化為系統化功能。</w:t>
-      </w:r>
-    </w:p>
-    <w:p>
-      <w:pPr>
-        <w:spacing w:before="60" w:after="60"/>
-        <w:rPr>
-          <w:rFonts w:ascii="標楷體" w:eastAsia="標楷體" w:hAnsi="標楷體" w:cs="標楷體"/>
-          <w:sz w:val="28"/>
-          <w:szCs w:val="28"/>
-        </w:rPr>
-      </w:pPr>
-      <w:r>
-        <w:rPr>
-          <w:rFonts w:ascii="標楷體" w:eastAsia="標楷體" w:hAnsi="標楷體" w:cs="標楷體" w:hint="eastAsia"/>
-          <w:sz w:val="28"/>
-          <w:szCs w:val="28"/>
-        </w:rPr>
-        <w:t>AI 智能輔助</w:t>
-      </w:r>
-      <w:r>
-        <w:rPr>
-          <w:rFonts w:ascii="標楷體" w:eastAsia="標楷體" w:hAnsi="標楷體" w:cs="標楷體" w:hint="eastAsia"/>
-          <w:sz w:val="28"/>
-          <w:szCs w:val="28"/>
-        </w:rPr>
-        <w:t>：</w:t>
-      </w:r>
-      <w:r>
-        <w:rPr>
-          <w:rFonts w:ascii="標楷體" w:eastAsia="標楷體" w:hAnsi="標楷體" w:cs="標楷體" w:hint="eastAsia"/>
-          <w:sz w:val="28"/>
-          <w:szCs w:val="28"/>
-        </w:rPr>
-        <w:t>自動裁圖與推薦機制，節省操作時間。</w:t>
-      </w:r>
-    </w:p>
-    <w:p>
-      <w:pPr>
-        <w:spacing w:before="60" w:after="60"/>
-        <w:rPr>
-          <w:rFonts w:ascii="標楷體" w:eastAsia="標楷體" w:hAnsi="標楷體" w:cs="標楷體"/>
-          <w:sz w:val="28"/>
-          <w:szCs w:val="28"/>
-        </w:rPr>
-      </w:pPr>
-      <w:r>
-        <w:rPr>
-          <w:rFonts w:ascii="標楷體" w:eastAsia="標楷體" w:hAnsi="標楷體" w:cs="標楷體" w:hint="eastAsia"/>
-          <w:sz w:val="28"/>
-          <w:szCs w:val="28"/>
-        </w:rPr>
-        <w:t>使用者</w:t>
-      </w:r>
-      <w:r>
-        <w:rPr>
-          <w:rFonts w:ascii="標楷體" w:eastAsia="標楷體" w:hAnsi="標楷體" w:cs="標楷體" w:hint="eastAsia"/>
-          <w:sz w:val="28"/>
-          <w:szCs w:val="28"/>
-        </w:rPr>
-        <w:t>需求設計</w:t>
-      </w:r>
-      <w:r>
-        <w:rPr>
-          <w:rFonts w:ascii="標楷體" w:eastAsia="標楷體" w:hAnsi="標楷體" w:cs="標楷體" w:hint="eastAsia"/>
-          <w:sz w:val="28"/>
-          <w:szCs w:val="28"/>
-        </w:rPr>
-        <w:t>：</w:t>
-      </w:r>
-      <w:r>
-        <w:rPr>
-          <w:rFonts w:ascii="標楷體" w:eastAsia="標楷體" w:hAnsi="標楷體" w:cs="標楷體" w:hint="eastAsia"/>
-          <w:sz w:val="28"/>
-          <w:szCs w:val="28"/>
-        </w:rPr>
-        <w:t>收物帖讓買家主動尋找所需，提升成交率</w:t>
-      </w:r>
-      <w:r>
-        <w:rPr>
-          <w:rFonts w:ascii="標楷體" w:eastAsia="標楷體" w:hAnsi="標楷體" w:cs="標楷體" w:hint="eastAsia"/>
-          <w:sz w:val="28"/>
-          <w:szCs w:val="28"/>
-        </w:rPr>
-        <w:t>，也可透過收物帖該功能，了解目前市場需求</w:t>
-      </w:r>
-      <w:r>
-        <w:rPr>
-          <w:rFonts w:ascii="標楷體" w:eastAsia="標楷體" w:hAnsi="標楷體" w:cs="標楷體" w:hint="eastAsia"/>
-          <w:sz w:val="28"/>
-          <w:szCs w:val="28"/>
-        </w:rPr>
-        <w:t>。</w:t>
-      </w:r>
-    </w:p>
-    <w:p>
-      <w:pPr>
-        <w:spacing w:before="60" w:after="60"/>
-        <w:rPr>
-          <w:rFonts w:ascii="標楷體" w:eastAsia="標楷體" w:hAnsi="標楷體" w:cs="標楷體"/>
-          <w:sz w:val="28"/>
-          <w:szCs w:val="28"/>
-        </w:rPr>
-      </w:pPr>
-      <w:r>
-        <w:rPr>
-          <w:rFonts w:ascii="標楷體" w:eastAsia="標楷體" w:hAnsi="標楷體" w:cs="標楷體" w:hint="eastAsia"/>
-          <w:sz w:val="28"/>
-          <w:szCs w:val="28"/>
-        </w:rPr>
-        <w:t>便利化管理工具</w:t>
-      </w:r>
-      <w:r>
-        <w:rPr>
-          <w:rFonts w:ascii="標楷體" w:eastAsia="標楷體" w:hAnsi="標楷體" w:cs="標楷體" w:hint="eastAsia"/>
-          <w:sz w:val="28"/>
-          <w:szCs w:val="28"/>
-        </w:rPr>
-        <w:t>：</w:t>
-      </w:r>
-      <w:r>
-        <w:rPr>
-          <w:rFonts w:ascii="標楷體" w:eastAsia="標楷體" w:hAnsi="標楷體" w:cs="標楷體" w:hint="eastAsia"/>
-          <w:sz w:val="28"/>
-          <w:szCs w:val="28"/>
-        </w:rPr>
-        <w:t>定時上架、訂單統整、帳目管理，提升賣家效率。</w:t>
-      </w:r>
-    </w:p>
-    <w:p>
-      <w:pPr>
-        <w:spacing w:before="60" w:after="60"/>
-        <w:rPr>
-          <w:rFonts w:ascii="標楷體" w:eastAsia="標楷體" w:hAnsi="標楷體" w:cs="標楷體"/>
-          <w:sz w:val="28"/>
-          <w:szCs w:val="28"/>
-        </w:rPr>
-      </w:pPr>
-      <w:r>
-        <w:rPr>
-          <w:rFonts w:ascii="標楷體" w:eastAsia="標楷體" w:hAnsi="標楷體" w:cs="標楷體" w:hint="eastAsia"/>
-          <w:sz w:val="28"/>
-          <w:szCs w:val="28"/>
-        </w:rPr>
         <w:t>圖形化</w:t>
       </w:r>
       <w:r>
@@ -2933,7 +3056,7 @@
           <w:sz w:val="28"/>
           <w:szCs w:val="28"/>
         </w:rPr>
-        <w:t>線即可。</w:t>
+        <w:t>線即可</w:t>
       </w:r>
     </w:p>
     <w:p>

--- a/文件/資服/附件1-1：系統概述文件.docx
+++ b/文件/資服/附件1-1：系統概述文件.docx
@@ -2438,14 +2438,6 @@
           <w:szCs w:val="28"/>
         </w:rPr>
       </w:pPr>
-      <w:r>
-        <w:rPr>
-          <w:rFonts w:ascii="標楷體" w:eastAsia="標楷體" w:hAnsi="標楷體" w:cs="標楷體"/>
-          <w:sz w:val="28"/>
-          <w:szCs w:val="28"/>
-        </w:rPr>
-        <w:br w:type="page"/>
-      </w:r>
     </w:p>
     <w:p>
       <w:pPr>
@@ -2464,7 +2456,6 @@
           <w:sz w:val="28"/>
           <w:szCs w:val="28"/>
         </w:rPr>
-        <w:lastRenderedPageBreak/>
         <w:t>五、系統開發工具與技術</w:t>
       </w:r>
     </w:p>
@@ -3235,6 +3226,7 @@
           <w:sz w:val="28"/>
           <w:szCs w:val="28"/>
         </w:rPr>
+        <w:lastRenderedPageBreak/>
         <w:t>我們</w:t>
       </w:r>
       <w:r>
@@ -3293,7 +3285,6 @@
           <w:sz w:val="28"/>
           <w:szCs w:val="28"/>
         </w:rPr>
-        <w:lastRenderedPageBreak/>
         <w:t>並且</w:t>
       </w:r>
       <w:r>
